--- a/klagomålsmail/A 7174-2026 FSC-klagomål mail.docx
+++ b/klagomålsmail/A 7174-2026 FSC-klagomål mail.docx
@@ -11,7 +11,7 @@
     </w:p>
     <w:p>
       <w:r>
-        <w:t>Vi vill informera om att det i och inom 16 meter från avverkningsanmälan A 7174-2026 i Älvdalens kommun har hittats 44 naturvårdsarter varav 34 är rödlistade.</w:t>
+        <w:t>Vi vill informera om att det i och inom 16 meter från avverkningsanmälan A 7174-2026 i Älvdalens kommun har hittats 47 naturvårdsarter varav 35 är rödlistade.</w:t>
       </w:r>
     </w:p>
     <w:p>

--- a/klagomålsmail/A 7174-2026 FSC-klagomål mail.docx
+++ b/klagomålsmail/A 7174-2026 FSC-klagomål mail.docx
@@ -11,7 +11,7 @@
     </w:p>
     <w:p>
       <w:r>
-        <w:t>Vi vill informera om att det i och inom 16 meter från avverkningsanmälan A 7174-2026 i Älvdalens kommun har hittats 47 naturvårdsarter varav 35 är rödlistade.</w:t>
+        <w:t>Vi vill informera om att det i och inom 16 meter från avverkningsanmälan A 7174-2026 i Älvdalens kommun har hittats 49 naturvårdsarter varav 37 är rödlistade.</w:t>
       </w:r>
     </w:p>
     <w:p>
